--- a/templates/07-to-trinh-lanh-dao/to-trinh-phe-duyet-kinh-phi-giai-phap-ky-thuat-anm.docx
+++ b/templates/07-to-trinh-lanh-dao/to-trinh-phe-duyet-kinh-phi-giai-phap-ky-thuat-anm.docx
@@ -4685,11 +4685,11 @@
       </w:tblPr>
       <w:tblGrid>
         <w:gridCol w:w="630"/>
-        <w:gridCol w:w="2541"/>
-        <w:gridCol w:w="1709"/>
-        <w:gridCol w:w="772"/>
+        <w:gridCol w:w="2231"/>
+        <w:gridCol w:w="1573"/>
+        <w:gridCol w:w="1300"/>
         <w:gridCol w:w="1630"/>
-        <w:gridCol w:w="1743"/>
+        <w:gridCol w:w="1661"/>
       </w:tblGrid>
       <w:tr>
         <w:trPr>
@@ -4736,7 +4736,7 @@
         </w:tc>
         <w:tc>
           <w:tcPr>
-            <w:tcW w:type="dxa" w:w="2541"/>
+            <w:tcW w:type="dxa" w:w="2231"/>
             <w:tcBorders>
               <w:top w:val="single" w:color="000000" w:sz="4"/>
               <w:left w:val="single" w:color="000000" w:sz="4"/>
@@ -4774,7 +4774,7 @@
         </w:tc>
         <w:tc>
           <w:tcPr>
-            <w:tcW w:type="dxa" w:w="1709"/>
+            <w:tcW w:type="dxa" w:w="1573"/>
             <w:tcBorders>
               <w:top w:val="single" w:color="000000" w:sz="4"/>
               <w:left w:val="single" w:color="000000" w:sz="4"/>
@@ -4812,7 +4812,7 @@
         </w:tc>
         <w:tc>
           <w:tcPr>
-            <w:tcW w:type="dxa" w:w="772"/>
+            <w:tcW w:type="dxa" w:w="1300"/>
             <w:tcBorders>
               <w:top w:val="single" w:color="000000" w:sz="4"/>
               <w:left w:val="single" w:color="000000" w:sz="4"/>
@@ -4888,7 +4888,7 @@
         </w:tc>
         <w:tc>
           <w:tcPr>
-            <w:tcW w:type="dxa" w:w="1743"/>
+            <w:tcW w:type="dxa" w:w="1661"/>
             <w:tcBorders>
               <w:top w:val="single" w:color="000000" w:sz="4"/>
               <w:left w:val="single" w:color="000000" w:sz="4"/>
@@ -4969,7 +4969,7 @@
         </w:tc>
         <w:tc>
           <w:tcPr>
-            <w:tcW w:type="dxa" w:w="2541"/>
+            <w:tcW w:type="dxa" w:w="2231"/>
             <w:tcBorders>
               <w:top w:val="single" w:color="000000" w:sz="4"/>
               <w:left w:val="single" w:color="000000" w:sz="4"/>
@@ -5006,7 +5006,7 @@
         </w:tc>
         <w:tc>
           <w:tcPr>
-            <w:tcW w:type="dxa" w:w="1709"/>
+            <w:tcW w:type="dxa" w:w="1573"/>
             <w:tcBorders>
               <w:top w:val="single" w:color="000000" w:sz="4"/>
               <w:left w:val="single" w:color="000000" w:sz="4"/>
@@ -5043,7 +5043,7 @@
         </w:tc>
         <w:tc>
           <w:tcPr>
-            <w:tcW w:type="dxa" w:w="772"/>
+            <w:tcW w:type="dxa" w:w="1300"/>
             <w:tcBorders>
               <w:top w:val="single" w:color="000000" w:sz="4"/>
               <w:left w:val="single" w:color="000000" w:sz="4"/>
@@ -5119,7 +5119,7 @@
         </w:tc>
         <w:tc>
           <w:tcPr>
-            <w:tcW w:type="dxa" w:w="1743"/>
+            <w:tcW w:type="dxa" w:w="1661"/>
             <w:tcBorders>
               <w:top w:val="single" w:color="000000" w:sz="4"/>
               <w:left w:val="single" w:color="000000" w:sz="4"/>
@@ -5200,7 +5200,7 @@
         </w:tc>
         <w:tc>
           <w:tcPr>
-            <w:tcW w:type="dxa" w:w="2541"/>
+            <w:tcW w:type="dxa" w:w="2231"/>
             <w:tcBorders>
               <w:top w:val="single" w:color="000000" w:sz="4"/>
               <w:left w:val="single" w:color="000000" w:sz="4"/>
@@ -5237,7 +5237,7 @@
         </w:tc>
         <w:tc>
           <w:tcPr>
-            <w:tcW w:type="dxa" w:w="1709"/>
+            <w:tcW w:type="dxa" w:w="1573"/>
             <w:tcBorders>
               <w:top w:val="single" w:color="000000" w:sz="4"/>
               <w:left w:val="single" w:color="000000" w:sz="4"/>
@@ -5274,7 +5274,7 @@
         </w:tc>
         <w:tc>
           <w:tcPr>
-            <w:tcW w:type="dxa" w:w="772"/>
+            <w:tcW w:type="dxa" w:w="1300"/>
             <w:tcBorders>
               <w:top w:val="single" w:color="000000" w:sz="4"/>
               <w:left w:val="single" w:color="000000" w:sz="4"/>
@@ -5350,7 +5350,7 @@
         </w:tc>
         <w:tc>
           <w:tcPr>
-            <w:tcW w:type="dxa" w:w="1743"/>
+            <w:tcW w:type="dxa" w:w="1661"/>
             <w:tcBorders>
               <w:top w:val="single" w:color="000000" w:sz="4"/>
               <w:left w:val="single" w:color="000000" w:sz="4"/>
@@ -5431,7 +5431,7 @@
         </w:tc>
         <w:tc>
           <w:tcPr>
-            <w:tcW w:type="dxa" w:w="2541"/>
+            <w:tcW w:type="dxa" w:w="2231"/>
             <w:tcBorders>
               <w:top w:val="single" w:color="000000" w:sz="4"/>
               <w:left w:val="single" w:color="000000" w:sz="4"/>
@@ -5468,7 +5468,7 @@
         </w:tc>
         <w:tc>
           <w:tcPr>
-            <w:tcW w:type="dxa" w:w="1709"/>
+            <w:tcW w:type="dxa" w:w="1573"/>
             <w:tcBorders>
               <w:top w:val="single" w:color="000000" w:sz="4"/>
               <w:left w:val="single" w:color="000000" w:sz="4"/>
@@ -5505,7 +5505,7 @@
         </w:tc>
         <w:tc>
           <w:tcPr>
-            <w:tcW w:type="dxa" w:w="772"/>
+            <w:tcW w:type="dxa" w:w="1300"/>
             <w:tcBorders>
               <w:top w:val="single" w:color="000000" w:sz="4"/>
               <w:left w:val="single" w:color="000000" w:sz="4"/>
@@ -5581,7 +5581,7 @@
         </w:tc>
         <w:tc>
           <w:tcPr>
-            <w:tcW w:type="dxa" w:w="1743"/>
+            <w:tcW w:type="dxa" w:w="1661"/>
             <w:tcBorders>
               <w:top w:val="single" w:color="000000" w:sz="4"/>
               <w:left w:val="single" w:color="000000" w:sz="4"/>
@@ -5662,7 +5662,7 @@
         </w:tc>
         <w:tc>
           <w:tcPr>
-            <w:tcW w:type="dxa" w:w="2541"/>
+            <w:tcW w:type="dxa" w:w="2231"/>
             <w:tcBorders>
               <w:top w:val="single" w:color="000000" w:sz="4"/>
               <w:left w:val="single" w:color="000000" w:sz="4"/>
@@ -5699,7 +5699,7 @@
         </w:tc>
         <w:tc>
           <w:tcPr>
-            <w:tcW w:type="dxa" w:w="1709"/>
+            <w:tcW w:type="dxa" w:w="1573"/>
             <w:tcBorders>
               <w:top w:val="single" w:color="000000" w:sz="4"/>
               <w:left w:val="single" w:color="000000" w:sz="4"/>
@@ -5736,7 +5736,7 @@
         </w:tc>
         <w:tc>
           <w:tcPr>
-            <w:tcW w:type="dxa" w:w="772"/>
+            <w:tcW w:type="dxa" w:w="1300"/>
             <w:tcBorders>
               <w:top w:val="single" w:color="000000" w:sz="4"/>
               <w:left w:val="single" w:color="000000" w:sz="4"/>
@@ -5812,7 +5812,7 @@
         </w:tc>
         <w:tc>
           <w:tcPr>
-            <w:tcW w:type="dxa" w:w="1743"/>
+            <w:tcW w:type="dxa" w:w="1661"/>
             <w:tcBorders>
               <w:top w:val="single" w:color="000000" w:sz="4"/>
               <w:left w:val="single" w:color="000000" w:sz="4"/>
@@ -5893,7 +5893,7 @@
         </w:tc>
         <w:tc>
           <w:tcPr>
-            <w:tcW w:type="dxa" w:w="2541"/>
+            <w:tcW w:type="dxa" w:w="2231"/>
             <w:tcBorders>
               <w:top w:val="single" w:color="000000" w:sz="4"/>
               <w:left w:val="single" w:color="000000" w:sz="4"/>
@@ -5930,7 +5930,7 @@
         </w:tc>
         <w:tc>
           <w:tcPr>
-            <w:tcW w:type="dxa" w:w="1709"/>
+            <w:tcW w:type="dxa" w:w="1573"/>
             <w:tcBorders>
               <w:top w:val="single" w:color="000000" w:sz="4"/>
               <w:left w:val="single" w:color="000000" w:sz="4"/>
@@ -5967,7 +5967,7 @@
         </w:tc>
         <w:tc>
           <w:tcPr>
-            <w:tcW w:type="dxa" w:w="772"/>
+            <w:tcW w:type="dxa" w:w="1300"/>
             <w:tcBorders>
               <w:top w:val="single" w:color="000000" w:sz="4"/>
               <w:left w:val="single" w:color="000000" w:sz="4"/>
@@ -6043,7 +6043,7 @@
         </w:tc>
         <w:tc>
           <w:tcPr>
-            <w:tcW w:type="dxa" w:w="1743"/>
+            <w:tcW w:type="dxa" w:w="1661"/>
             <w:tcBorders>
               <w:top w:val="single" w:color="000000" w:sz="4"/>
               <w:left w:val="single" w:color="000000" w:sz="4"/>
@@ -6124,7 +6124,7 @@
         </w:tc>
         <w:tc>
           <w:tcPr>
-            <w:tcW w:type="dxa" w:w="2541"/>
+            <w:tcW w:type="dxa" w:w="2231"/>
             <w:tcBorders>
               <w:top w:val="single" w:color="000000" w:sz="4"/>
               <w:left w:val="single" w:color="000000" w:sz="4"/>
@@ -6161,7 +6161,7 @@
         </w:tc>
         <w:tc>
           <w:tcPr>
-            <w:tcW w:type="dxa" w:w="1709"/>
+            <w:tcW w:type="dxa" w:w="1573"/>
             <w:tcBorders>
               <w:top w:val="single" w:color="000000" w:sz="4"/>
               <w:left w:val="single" w:color="000000" w:sz="4"/>
@@ -6198,7 +6198,7 @@
         </w:tc>
         <w:tc>
           <w:tcPr>
-            <w:tcW w:type="dxa" w:w="772"/>
+            <w:tcW w:type="dxa" w:w="1300"/>
             <w:tcBorders>
               <w:top w:val="single" w:color="000000" w:sz="4"/>
               <w:left w:val="single" w:color="000000" w:sz="4"/>
@@ -6274,7 +6274,7 @@
         </w:tc>
         <w:tc>
           <w:tcPr>
-            <w:tcW w:type="dxa" w:w="1743"/>
+            <w:tcW w:type="dxa" w:w="1661"/>
             <w:tcBorders>
               <w:top w:val="single" w:color="000000" w:sz="4"/>
               <w:left w:val="single" w:color="000000" w:sz="4"/>
@@ -6355,7 +6355,7 @@
         </w:tc>
         <w:tc>
           <w:tcPr>
-            <w:tcW w:type="dxa" w:w="2541"/>
+            <w:tcW w:type="dxa" w:w="2231"/>
             <w:tcBorders>
               <w:top w:val="single" w:color="000000" w:sz="4"/>
               <w:left w:val="single" w:color="000000" w:sz="4"/>
@@ -6392,7 +6392,7 @@
         </w:tc>
         <w:tc>
           <w:tcPr>
-            <w:tcW w:type="dxa" w:w="1709"/>
+            <w:tcW w:type="dxa" w:w="1573"/>
             <w:tcBorders>
               <w:top w:val="single" w:color="000000" w:sz="4"/>
               <w:left w:val="single" w:color="000000" w:sz="4"/>
@@ -6429,7 +6429,7 @@
         </w:tc>
         <w:tc>
           <w:tcPr>
-            <w:tcW w:type="dxa" w:w="772"/>
+            <w:tcW w:type="dxa" w:w="1300"/>
             <w:tcBorders>
               <w:top w:val="single" w:color="000000" w:sz="4"/>
               <w:left w:val="single" w:color="000000" w:sz="4"/>
@@ -6505,7 +6505,7 @@
         </w:tc>
         <w:tc>
           <w:tcPr>
-            <w:tcW w:type="dxa" w:w="1743"/>
+            <w:tcW w:type="dxa" w:w="1661"/>
             <w:tcBorders>
               <w:top w:val="single" w:color="000000" w:sz="4"/>
               <w:left w:val="single" w:color="000000" w:sz="4"/>
@@ -6586,7 +6586,7 @@
         </w:tc>
         <w:tc>
           <w:tcPr>
-            <w:tcW w:type="dxa" w:w="2541"/>
+            <w:tcW w:type="dxa" w:w="2231"/>
             <w:tcBorders>
               <w:top w:val="single" w:color="000000" w:sz="4"/>
               <w:left w:val="single" w:color="000000" w:sz="4"/>
@@ -6623,7 +6623,7 @@
         </w:tc>
         <w:tc>
           <w:tcPr>
-            <w:tcW w:type="dxa" w:w="1709"/>
+            <w:tcW w:type="dxa" w:w="1573"/>
             <w:tcBorders>
               <w:top w:val="single" w:color="000000" w:sz="4"/>
               <w:left w:val="single" w:color="000000" w:sz="4"/>
@@ -6660,7 +6660,7 @@
         </w:tc>
         <w:tc>
           <w:tcPr>
-            <w:tcW w:type="dxa" w:w="772"/>
+            <w:tcW w:type="dxa" w:w="1300"/>
             <w:tcBorders>
               <w:top w:val="single" w:color="000000" w:sz="4"/>
               <w:left w:val="single" w:color="000000" w:sz="4"/>
@@ -6736,7 +6736,7 @@
         </w:tc>
         <w:tc>
           <w:tcPr>
-            <w:tcW w:type="dxa" w:w="1743"/>
+            <w:tcW w:type="dxa" w:w="1661"/>
             <w:tcBorders>
               <w:top w:val="single" w:color="000000" w:sz="4"/>
               <w:left w:val="single" w:color="000000" w:sz="4"/>
@@ -6817,7 +6817,7 @@
         </w:tc>
         <w:tc>
           <w:tcPr>
-            <w:tcW w:type="dxa" w:w="2541"/>
+            <w:tcW w:type="dxa" w:w="2231"/>
             <w:tcBorders>
               <w:top w:val="single" w:color="000000" w:sz="4"/>
               <w:left w:val="single" w:color="000000" w:sz="4"/>
@@ -6854,7 +6854,7 @@
         </w:tc>
         <w:tc>
           <w:tcPr>
-            <w:tcW w:type="dxa" w:w="1709"/>
+            <w:tcW w:type="dxa" w:w="1573"/>
             <w:tcBorders>
               <w:top w:val="single" w:color="000000" w:sz="4"/>
               <w:left w:val="single" w:color="000000" w:sz="4"/>
@@ -6891,7 +6891,7 @@
         </w:tc>
         <w:tc>
           <w:tcPr>
-            <w:tcW w:type="dxa" w:w="772"/>
+            <w:tcW w:type="dxa" w:w="1300"/>
             <w:tcBorders>
               <w:top w:val="single" w:color="000000" w:sz="4"/>
               <w:left w:val="single" w:color="000000" w:sz="4"/>
@@ -6967,7 +6967,7 @@
         </w:tc>
         <w:tc>
           <w:tcPr>
-            <w:tcW w:type="dxa" w:w="1743"/>
+            <w:tcW w:type="dxa" w:w="1661"/>
             <w:tcBorders>
               <w:top w:val="single" w:color="000000" w:sz="4"/>
               <w:left w:val="single" w:color="000000" w:sz="4"/>
@@ -7048,7 +7048,7 @@
         </w:tc>
         <w:tc>
           <w:tcPr>
-            <w:tcW w:type="dxa" w:w="2541"/>
+            <w:tcW w:type="dxa" w:w="2231"/>
             <w:tcBorders>
               <w:top w:val="single" w:color="000000" w:sz="4"/>
               <w:left w:val="single" w:color="000000" w:sz="4"/>
@@ -7085,7 +7085,7 @@
         </w:tc>
         <w:tc>
           <w:tcPr>
-            <w:tcW w:type="dxa" w:w="1709"/>
+            <w:tcW w:type="dxa" w:w="1573"/>
             <w:tcBorders>
               <w:top w:val="single" w:color="000000" w:sz="4"/>
               <w:left w:val="single" w:color="000000" w:sz="4"/>
@@ -7122,7 +7122,7 @@
         </w:tc>
         <w:tc>
           <w:tcPr>
-            <w:tcW w:type="dxa" w:w="772"/>
+            <w:tcW w:type="dxa" w:w="1300"/>
             <w:tcBorders>
               <w:top w:val="single" w:color="000000" w:sz="4"/>
               <w:left w:val="single" w:color="000000" w:sz="4"/>
@@ -7198,7 +7198,7 @@
         </w:tc>
         <w:tc>
           <w:tcPr>
-            <w:tcW w:type="dxa" w:w="1743"/>
+            <w:tcW w:type="dxa" w:w="1661"/>
             <w:tcBorders>
               <w:top w:val="single" w:color="000000" w:sz="4"/>
               <w:left w:val="single" w:color="000000" w:sz="4"/>
@@ -7266,7 +7266,7 @@
         </w:tc>
         <w:tc>
           <w:tcPr>
-            <w:tcW w:type="dxa" w:w="2541"/>
+            <w:tcW w:type="dxa" w:w="2231"/>
             <w:tcBorders>
               <w:top w:val="single" w:color="000000" w:sz="4"/>
               <w:left w:val="single" w:color="000000" w:sz="4"/>
@@ -7303,32 +7303,32 @@
         </w:tc>
         <w:tc>
           <w:tcPr>
-            <w:tcW w:type="dxa" w:w="1709"/>
-            <w:tcBorders>
-              <w:top w:val="single" w:color="000000" w:sz="4"/>
-              <w:left w:val="single" w:color="000000" w:sz="4"/>
-              <w:bottom w:val="single" w:color="000000" w:sz="4"/>
-              <w:right w:val="single" w:color="000000" w:sz="4"/>
-            </w:tcBorders>
-            <w:tcMar>
-              <w:top w:type="dxa" w:w="30"/>
-              <w:left w:type="dxa" w:w="70"/>
-              <w:bottom w:type="dxa" w:w="30"/>
-              <w:right w:type="dxa" w:w="70"/>
-            </w:tcMar>
-            <w:vAlign w:val="center"/>
-          </w:tcPr>
-          <w:p>
-            <w:pPr>
-              <w:keepNext w:val="false"/>
-              <w:spacing w:after="0" w:before="0" w:line="240" w:lineRule="auto"/>
-              <w:jc w:val="left"/>
-            </w:pPr>
-          </w:p>
-        </w:tc>
-        <w:tc>
-          <w:tcPr>
-            <w:tcW w:type="dxa" w:w="772"/>
+            <w:tcW w:type="dxa" w:w="1573"/>
+            <w:tcBorders>
+              <w:top w:val="single" w:color="000000" w:sz="4"/>
+              <w:left w:val="single" w:color="000000" w:sz="4"/>
+              <w:bottom w:val="single" w:color="000000" w:sz="4"/>
+              <w:right w:val="single" w:color="000000" w:sz="4"/>
+            </w:tcBorders>
+            <w:tcMar>
+              <w:top w:type="dxa" w:w="30"/>
+              <w:left w:type="dxa" w:w="70"/>
+              <w:bottom w:type="dxa" w:w="30"/>
+              <w:right w:type="dxa" w:w="70"/>
+            </w:tcMar>
+            <w:vAlign w:val="center"/>
+          </w:tcPr>
+          <w:p>
+            <w:pPr>
+              <w:keepNext w:val="false"/>
+              <w:spacing w:after="0" w:before="0" w:line="240" w:lineRule="auto"/>
+              <w:jc w:val="left"/>
+            </w:pPr>
+          </w:p>
+        </w:tc>
+        <w:tc>
+          <w:tcPr>
+            <w:tcW w:type="dxa" w:w="1300"/>
             <w:tcBorders>
               <w:top w:val="single" w:color="000000" w:sz="4"/>
               <w:left w:val="single" w:color="000000" w:sz="4"/>
@@ -7391,7 +7391,7 @@
         </w:tc>
         <w:tc>
           <w:tcPr>
-            <w:tcW w:type="dxa" w:w="1743"/>
+            <w:tcW w:type="dxa" w:w="1661"/>
             <w:tcBorders>
               <w:top w:val="single" w:color="000000" w:sz="4"/>
               <w:left w:val="single" w:color="000000" w:sz="4"/>
@@ -7800,9 +7800,9 @@
       </w:tblPr>
       <w:tblGrid>
         <w:gridCol w:w="672"/>
-        <w:gridCol w:w="4135"/>
+        <w:gridCol w:w="4377"/>
         <w:gridCol w:w="1773"/>
-        <w:gridCol w:w="1773"/>
+        <w:gridCol w:w="1531"/>
         <w:gridCol w:w="672"/>
       </w:tblGrid>
       <w:tr>
@@ -7850,7 +7850,7 @@
         </w:tc>
         <w:tc>
           <w:tcPr>
-            <w:tcW w:type="dxa" w:w="4135"/>
+            <w:tcW w:type="dxa" w:w="4377"/>
             <w:tcBorders>
               <w:top w:val="single" w:color="000000" w:sz="4"/>
               <w:left w:val="single" w:color="000000" w:sz="4"/>
@@ -7926,7 +7926,7 @@
         </w:tc>
         <w:tc>
           <w:tcPr>
-            <w:tcW w:type="dxa" w:w="1773"/>
+            <w:tcW w:type="dxa" w:w="1531"/>
             <w:tcBorders>
               <w:top w:val="single" w:color="000000" w:sz="4"/>
               <w:left w:val="single" w:color="000000" w:sz="4"/>
@@ -8045,7 +8045,7 @@
         </w:tc>
         <w:tc>
           <w:tcPr>
-            <w:tcW w:type="dxa" w:w="4135"/>
+            <w:tcW w:type="dxa" w:w="4377"/>
             <w:tcBorders>
               <w:top w:val="single" w:color="000000" w:sz="4"/>
               <w:left w:val="single" w:color="000000" w:sz="4"/>
@@ -8120,7 +8120,7 @@
         </w:tc>
         <w:tc>
           <w:tcPr>
-            <w:tcW w:type="dxa" w:w="1773"/>
+            <w:tcW w:type="dxa" w:w="1531"/>
             <w:tcBorders>
               <w:top w:val="single" w:color="000000" w:sz="4"/>
               <w:left w:val="single" w:color="000000" w:sz="4"/>
@@ -8226,7 +8226,7 @@
         </w:tc>
         <w:tc>
           <w:tcPr>
-            <w:tcW w:type="dxa" w:w="4135"/>
+            <w:tcW w:type="dxa" w:w="4377"/>
             <w:tcBorders>
               <w:top w:val="single" w:color="000000" w:sz="4"/>
               <w:left w:val="single" w:color="000000" w:sz="4"/>
@@ -8301,7 +8301,7 @@
         </w:tc>
         <w:tc>
           <w:tcPr>
-            <w:tcW w:type="dxa" w:w="1773"/>
+            <w:tcW w:type="dxa" w:w="1531"/>
             <w:tcBorders>
               <w:top w:val="single" w:color="000000" w:sz="4"/>
               <w:left w:val="single" w:color="000000" w:sz="4"/>
@@ -8407,7 +8407,7 @@
         </w:tc>
         <w:tc>
           <w:tcPr>
-            <w:tcW w:type="dxa" w:w="4135"/>
+            <w:tcW w:type="dxa" w:w="4377"/>
             <w:tcBorders>
               <w:top w:val="single" w:color="000000" w:sz="4"/>
               <w:left w:val="single" w:color="000000" w:sz="4"/>
@@ -8482,7 +8482,7 @@
         </w:tc>
         <w:tc>
           <w:tcPr>
-            <w:tcW w:type="dxa" w:w="1773"/>
+            <w:tcW w:type="dxa" w:w="1531"/>
             <w:tcBorders>
               <w:top w:val="single" w:color="000000" w:sz="4"/>
               <w:left w:val="single" w:color="000000" w:sz="4"/>
@@ -8588,7 +8588,7 @@
         </w:tc>
         <w:tc>
           <w:tcPr>
-            <w:tcW w:type="dxa" w:w="4135"/>
+            <w:tcW w:type="dxa" w:w="4377"/>
             <w:tcBorders>
               <w:top w:val="single" w:color="000000" w:sz="4"/>
               <w:left w:val="single" w:color="000000" w:sz="4"/>
@@ -8663,7 +8663,7 @@
         </w:tc>
         <w:tc>
           <w:tcPr>
-            <w:tcW w:type="dxa" w:w="1773"/>
+            <w:tcW w:type="dxa" w:w="1531"/>
             <w:tcBorders>
               <w:top w:val="single" w:color="000000" w:sz="4"/>
               <w:left w:val="single" w:color="000000" w:sz="4"/>
@@ -8757,7 +8757,7 @@
         </w:tc>
         <w:tc>
           <w:tcPr>
-            <w:tcW w:type="dxa" w:w="4135"/>
+            <w:tcW w:type="dxa" w:w="4377"/>
             <w:tcBorders>
               <w:top w:val="single" w:color="000000" w:sz="4"/>
               <w:left w:val="single" w:color="000000" w:sz="4"/>
@@ -8832,7 +8832,7 @@
         </w:tc>
         <w:tc>
           <w:tcPr>
-            <w:tcW w:type="dxa" w:w="1773"/>
+            <w:tcW w:type="dxa" w:w="1531"/>
             <w:tcBorders>
               <w:top w:val="single" w:color="000000" w:sz="4"/>
               <w:left w:val="single" w:color="000000" w:sz="4"/>
